--- a/docs/05-页面交互与状态设计说明书_V1.0.docx
+++ b/docs/05-页面交互与状态设计说明书_V1.0.docx
@@ -2,6 +2,85 @@
 <file path=word/document.xml><?xml version="1.0" encoding="utf-8"?>
 <w:document xmlns:wpc="http://schemas.microsoft.com/office/word/2010/wordprocessingCanvas" xmlns:mo="http://schemas.microsoft.com/office/mac/office/2008/main" xmlns:mc="http://schemas.openxmlformats.org/markup-compatibility/2006" xmlns:mv="urn:schemas-microsoft-com:mac:vml" xmlns:o="urn:schemas-microsoft-com:office:office" xmlns:r="http://schemas.openxmlformats.org/officeDocument/2006/relationships" xmlns:m="http://schemas.openxmlformats.org/officeDocument/2006/math" xmlns:v="urn:schemas-microsoft-com:vml" xmlns:wp14="http://schemas.microsoft.com/office/word/2010/wordprocessingDrawing" xmlns:wp="http://schemas.openxmlformats.org/drawingml/2006/wordprocessingDrawing" xmlns:w10="urn:schemas-microsoft-com:office:word" xmlns:w="http://schemas.openxmlformats.org/wordprocessingml/2006/main" xmlns:w14="http://schemas.microsoft.com/office/word/2010/wordml" xmlns:wpg="http://schemas.microsoft.com/office/word/2010/wordprocessingGroup" xmlns:wpi="http://schemas.microsoft.com/office/word/2010/wordprocessingInk" xmlns:wne="http://schemas.microsoft.com/office/word/2006/wordml" xmlns:wps="http://schemas.microsoft.com/office/word/2010/wordprocessingShape" mc:Ignorable="w14 wp14">
   <w:body>
+    <w:p>
+      <w:pPr>
+        <w:pStyle w:val="Heading1"/>
+      </w:pPr>
+      <w:r>
+        <w:rPr>
+          <w:rFonts w:ascii="Microsoft YaHei" w:hAnsi="Microsoft YaHei" w:eastAsia="Microsoft YaHei"/>
+          <w:b w:val="0"/>
+          <w:sz w:val="21"/>
+        </w:rPr>
+        <w:t>V2 目标基线修订</w:t>
+      </w:r>
+    </w:p>
+    <w:p>
+      <w:r>
+        <w:rPr>
+          <w:rFonts w:ascii="Microsoft YaHei" w:hAnsi="Microsoft YaHei" w:eastAsia="Microsoft YaHei"/>
+          <w:b/>
+          <w:sz w:val="21"/>
+        </w:rPr>
+        <w:t>本修订依据 docs/15-R7-BIZ-1-V2-评审决策冻结记录.md，描述 BIZ-1A～1D 后续实施的目标规则。当前数据库和已上线 API 未在 BIZ-1P 阶段改变。本文原 V1.0 正文中与本修订或冻结记录冲突的断言已废弃，仅保留现行实现与历史追溯意义。</w:t>
+      </w:r>
+    </w:p>
+    <w:p>
+      <w:r>
+        <w:rPr>
+          <w:rFonts w:ascii="Microsoft YaHei" w:hAnsi="Microsoft YaHei" w:eastAsia="Microsoft YaHei"/>
+          <w:b/>
+          <w:sz w:val="21"/>
+        </w:rPr>
+        <w:t>目标设计和完整测试条目见 docs/16-R7-BIZ-1P-V2-目标设计与验收基线.md。出现冻结记录内部冲突必须停止实施并标记 DECISION REQUIRED。</w:t>
+      </w:r>
+    </w:p>
+    <w:p>
+      <w:pPr/>
+      <w:r>
+        <w:rPr>
+          <w:rFonts w:ascii="Microsoft YaHei" w:hAnsi="Microsoft YaHei" w:eastAsia="Microsoft YaHei"/>
+          <w:b w:val="0"/>
+          <w:sz w:val="21"/>
+        </w:rPr>
+        <w:t>管理端线路区分“当前线路”和“线路历史”；列表按状态、权限显示直接可执行动作，完成历史显示经营总计，详情按概况、参与/转派、重量磅单、工资费用、状态与审计组织。转派为独立任务表单，确认新司机/外协车牌、既有及新参与工资、原因，并显示操作影响。完成线作废弹窗逐项说明收入、工资、归属费用与利润退出当前有效线路经营，并要求明确勾选确认；未完成及转派中不出现作废。</w:t>
+      </w:r>
+    </w:p>
+    <w:p>
+      <w:pPr/>
+      <w:r>
+        <w:rPr>
+          <w:rFonts w:ascii="Microsoft YaHei" w:hAnsi="Microsoft YaHei" w:eastAsia="Microsoft YaHei"/>
+          <w:b w:val="0"/>
+          <w:sz w:val="21"/>
+        </w:rPr>
+        <w:t>司机小程序只显示本人当前或历史参与线路，当前参与决定发车/卸货权限。卸货流程为重量→至少一张磅单→摘要确认→提交；弱网结果未知时查询状态，不重复提交。无论司机类型均不展示达标或财务字段；外协车牌不表现成公司车辆绑定。当前司机可见当前任务，历史司机仅看其参与历史，不可卸货。</w:t>
+      </w:r>
+    </w:p>
+    <w:p>
+      <w:pPr/>
+      <w:r>
+        <w:rPr>
+          <w:rFonts w:ascii="Microsoft YaHei" w:hAnsi="Microsoft YaHei" w:eastAsia="Microsoft YaHei"/>
+          <w:b w:val="0"/>
+          <w:sz w:val="21"/>
+        </w:rPr>
+        <w:t>费用界面选择线路后只列符合资格的公司车辆；支持正式费用重新归属及按具体线路筛选，使用可搜索业务选择器而非手填 ID。公司看板区分线路费用、日常费用和有效未归属费用。月结采用经营看板→版本明细→与前版差异，JSON 仅高级查看。审批详情为结构化业务单据和动作表；“打回指定步骤”展示第 N 步、步骤名和审批人辅助信息，只列实际可返回步骤，不让用户手填序号。系统用户表单不允许选择 DRIVER，权限以中文业务语义呈现，仍保留精确权限码作高级信息。</w:t>
+      </w:r>
+    </w:p>
+    <w:p>
+      <w:pPr>
+        <w:pStyle w:val="Heading2"/>
+      </w:pPr>
+      <w:r>
+        <w:rPr>
+          <w:rFonts w:ascii="Microsoft YaHei" w:hAnsi="Microsoft YaHei" w:eastAsia="Microsoft YaHei"/>
+          <w:b w:val="0"/>
+          <w:sz w:val="21"/>
+        </w:rPr>
+        <w:t>以下为 V1.0 原始正文。与以上 V2 修订冲突的旧口径均已废弃。</w:t>
+      </w:r>
+    </w:p>
     <w:p>
       <w:r>
         <w:rPr>

--- a/docs/05-页面交互与状态设计说明书_V1.0.docx
+++ b/docs/05-页面交互与状态设计说明书_V1.0.docx
@@ -66,6 +66,14 @@
           <w:sz w:val="21"/>
         </w:rPr>
         <w:t>费用界面选择线路后只列符合资格的公司车辆；支持正式费用重新归属及按具体线路筛选，使用可搜索业务选择器而非手填 ID。公司看板区分线路费用、日常费用和有效未归属费用。月结采用经营看板→版本明细→与前版差异，JSON 仅高级查看。审批详情为结构化业务单据和动作表；“打回指定步骤”展示第 N 步、步骤名和审批人辅助信息，只列实际可返回步骤，不让用户手填序号。系统用户表单不允许选择 DRIVER，权限以中文业务语义呈现，仍保留精确权限码作高级信息。</w:t>
+      </w:r>
+    </w:p>
+    <w:p>
+      <w:pPr>
+        <w:keepLines/>
+      </w:pPr>
+      <w:r>
+        <w:t>司机创建表单的后续目标交互：新手机号由后台创建人填写初始密码并创建登录账号；已存在合法 DRIVER User 时显示“关联已有账号”并保持其密码不变。密码为保密输入，不回显、不写入操作日志，重置另走现有流程。外协初始线路表单采集真实外协车牌和必填初始工资（允许 0.00），不要求选择公司车辆；保存后仍由后端 driverType 决定校验分支。本段为冻结目标，不表示 BIZ-1A 已交付这些页面。</w:t>
       </w:r>
     </w:p>
     <w:p>
